--- a/docs/research/formal_report_package_2026-08-06/03_逐实验报告/实验04_ACT_DR6与Planck_ns比较.docx
+++ b/docs/research/formal_report_package_2026-08-06/03_逐实验报告/实验04_ACT_DR6与Planck_ns比较.docx
@@ -167,7 +167,7 @@
           <w:color w:val="6B7280"/>
           <w:sz w:val="19"/>
         </w:rPr>
-        <w:t xml:space="preserve">1.1    </w:t>
+        <w:t xml:space="preserve">1.2    </w:t>
       </w:r>
       <w:r>
         <w:rPr>
@@ -397,7 +397,7 @@
                 <w:rFonts w:ascii="Arial Unicode MS" w:hAnsi="Arial Unicode MS" w:eastAsia="Arial Unicode MS"/>
                 <w:sz w:val="18"/>
               </w:rPr>
-              <w:t>1.1</w:t>
+              <w:t>1.2</w:t>
             </w:r>
           </w:p>
         </w:tc>
@@ -4113,12 +4113,255 @@
         <w:spacing w:after="20"/>
       </w:pPr>
     </w:p>
+    <w:tbl>
+      <w:tblPr>
+        <w:tblW w:type="dxa" w:w="9360"/>
+        <w:tblLayout w:type="fixed"/>
+        <w:tblLook w:firstColumn="1" w:firstRow="1" w:lastColumn="0" w:lastRow="0" w:noHBand="0" w:noVBand="1" w:val="04A0"/>
+        <w:jc w:val="left"/>
+        <w:tblInd w:w="120" w:type="dxa"/>
+        <w:tblBorders>
+          <w:top w:val="single" w:sz="6" w:space="0" w:color="D7DBE2"/>
+          <w:left w:val="single" w:sz="6" w:space="0" w:color="D7DBE2"/>
+          <w:bottom w:val="single" w:sz="6" w:space="0" w:color="D7DBE2"/>
+          <w:right w:val="single" w:sz="6" w:space="0" w:color="D7DBE2"/>
+          <w:insideH w:val="single" w:sz="6" w:space="0" w:color="D7DBE2"/>
+          <w:insideV w:val="single" w:sz="6" w:space="0" w:color="D7DBE2"/>
+        </w:tblBorders>
+      </w:tblPr>
+      <w:tblGrid>
+        <w:gridCol w:w="3500"/>
+        <w:gridCol w:w="5860"/>
+      </w:tblGrid>
+      <w:tr>
+        <w:trPr>
+          <w:tblHeader w:val="true"/>
+        </w:trPr>
+        <w:tc>
+          <w:tcPr>
+            <w:tcW w:type="dxa" w:w="3500"/>
+            <w:tcMar>
+              <w:top w:w="80" w:type="dxa"/>
+              <w:start w:w="120" w:type="dxa"/>
+              <w:bottom w:w="80" w:type="dxa"/>
+              <w:end w:w="120" w:type="dxa"/>
+            </w:tcMar>
+            <w:shd w:fill="F2F4F7"/>
+            <w:vAlign w:val="center"/>
+          </w:tcPr>
+          <w:p>
+            <w:pPr>
+              <w:spacing w:after="0"/>
+              <w:jc w:val="center"/>
+            </w:pPr>
+            <w:r>
+              <w:rPr>
+                <w:rFonts w:ascii="Arial Unicode MS" w:hAnsi="Arial Unicode MS" w:eastAsia="Arial Unicode MS"/>
+                <w:b/>
+                <w:color w:val="17365D"/>
+                <w:sz w:val="19"/>
+              </w:rPr>
+              <w:t>修复后复跑（2026-08-06，同题同规则）</w:t>
+            </w:r>
+          </w:p>
+        </w:tc>
+        <w:tc>
+          <w:tcPr>
+            <w:tcW w:type="dxa" w:w="5860"/>
+            <w:tcMar>
+              <w:top w:w="80" w:type="dxa"/>
+              <w:start w:w="120" w:type="dxa"/>
+              <w:bottom w:w="80" w:type="dxa"/>
+              <w:end w:w="120" w:type="dxa"/>
+            </w:tcMar>
+            <w:shd w:fill="F2F4F7"/>
+            <w:vAlign w:val="center"/>
+          </w:tcPr>
+          <w:p>
+            <w:pPr>
+              <w:spacing w:after="0"/>
+              <w:jc w:val="center"/>
+            </w:pPr>
+            <w:r>
+              <w:rPr>
+                <w:rFonts w:ascii="Arial Unicode MS" w:hAnsi="Arial Unicode MS" w:eastAsia="Arial Unicode MS"/>
+                <w:b/>
+                <w:color w:val="17365D"/>
+                <w:sz w:val="19"/>
+              </w:rPr>
+              <w:t>观察结果</w:t>
+            </w:r>
+          </w:p>
+        </w:tc>
+      </w:tr>
+      <w:tr>
+        <w:tc>
+          <w:tcPr>
+            <w:tcW w:type="dxa" w:w="3500"/>
+            <w:vAlign w:val="center"/>
+            <w:tcMar>
+              <w:top w:w="80" w:type="dxa"/>
+              <w:start w:w="120" w:type="dxa"/>
+              <w:bottom w:w="80" w:type="dxa"/>
+              <w:end w:w="120" w:type="dxa"/>
+            </w:tcMar>
+          </w:tcPr>
+          <w:p>
+            <w:pPr>
+              <w:spacing w:after="0"/>
+              <w:jc w:val="left"/>
+            </w:pPr>
+            <w:r>
+              <w:rPr>
+                <w:rFonts w:ascii="Arial Unicode MS" w:hAnsi="Arial Unicode MS" w:eastAsia="Arial Unicode MS"/>
+                <w:sz w:val="18"/>
+              </w:rPr>
+              <w:t>系统（两层混合）</w:t>
+            </w:r>
+          </w:p>
+        </w:tc>
+        <w:tc>
+          <w:tcPr>
+            <w:tcW w:type="dxa" w:w="5860"/>
+            <w:vAlign w:val="center"/>
+            <w:tcMar>
+              <w:top w:w="80" w:type="dxa"/>
+              <w:start w:w="120" w:type="dxa"/>
+              <w:bottom w:w="80" w:type="dxa"/>
+              <w:end w:w="120" w:type="dxa"/>
+            </w:tcMar>
+          </w:tcPr>
+          <w:p>
+            <w:pPr>
+              <w:spacing w:after="0"/>
+              <w:jc w:val="left"/>
+            </w:pPr>
+            <w:r>
+              <w:rPr>
+                <w:rFonts w:ascii="Arial Unicode MS" w:hAnsi="Arial Unicode MS" w:eastAsia="Arial Unicode MS"/>
+                <w:sz w:val="18"/>
+              </w:rPr>
+              <w:t>146/180（81.1%，n=15）</w:t>
+            </w:r>
+          </w:p>
+        </w:tc>
+      </w:tr>
+      <w:tr>
+        <w:tc>
+          <w:tcPr>
+            <w:tcW w:type="dxa" w:w="3500"/>
+            <w:vAlign w:val="center"/>
+            <w:tcMar>
+              <w:top w:w="80" w:type="dxa"/>
+              <w:start w:w="120" w:type="dxa"/>
+              <w:bottom w:w="80" w:type="dxa"/>
+              <w:end w:w="120" w:type="dxa"/>
+            </w:tcMar>
+          </w:tcPr>
+          <w:p>
+            <w:pPr>
+              <w:spacing w:after="0"/>
+              <w:jc w:val="left"/>
+            </w:pPr>
+            <w:r>
+              <w:rPr>
+                <w:rFonts w:ascii="Arial Unicode MS" w:hAnsi="Arial Unicode MS" w:eastAsia="Arial Unicode MS"/>
+                <w:sz w:val="18"/>
+              </w:rPr>
+              <w:t>系统分层</w:t>
+            </w:r>
+          </w:p>
+        </w:tc>
+        <w:tc>
+          <w:tcPr>
+            <w:tcW w:type="dxa" w:w="5860"/>
+            <w:vAlign w:val="center"/>
+            <w:tcMar>
+              <w:top w:w="80" w:type="dxa"/>
+              <w:start w:w="120" w:type="dxa"/>
+              <w:bottom w:w="80" w:type="dxa"/>
+              <w:end w:w="120" w:type="dxa"/>
+            </w:tcMar>
+          </w:tcPr>
+          <w:p>
+            <w:pPr>
+              <w:spacing w:after="0"/>
+              <w:jc w:val="left"/>
+            </w:pPr>
+            <w:r>
+              <w:rPr>
+                <w:rFonts w:ascii="Arial Unicode MS" w:hAnsi="Arial Unicode MS" w:eastAsia="Arial Unicode MS"/>
+                <w:sz w:val="18"/>
+              </w:rPr>
+              <w:t>确定性通道 0 个；模型参与 15 个</w:t>
+            </w:r>
+          </w:p>
+        </w:tc>
+      </w:tr>
+      <w:tr>
+        <w:tc>
+          <w:tcPr>
+            <w:tcW w:type="dxa" w:w="3500"/>
+            <w:vAlign w:val="center"/>
+            <w:tcMar>
+              <w:top w:w="80" w:type="dxa"/>
+              <w:start w:w="120" w:type="dxa"/>
+              <w:bottom w:w="80" w:type="dxa"/>
+              <w:end w:w="120" w:type="dxa"/>
+            </w:tcMar>
+          </w:tcPr>
+          <w:p>
+            <w:pPr>
+              <w:spacing w:after="0"/>
+              <w:jc w:val="left"/>
+            </w:pPr>
+            <w:r>
+              <w:rPr>
+                <w:rFonts w:ascii="Arial Unicode MS" w:hAnsi="Arial Unicode MS" w:eastAsia="Arial Unicode MS"/>
+                <w:sz w:val="18"/>
+              </w:rPr>
+              <w:t>系统终态分布</w:t>
+            </w:r>
+          </w:p>
+        </w:tc>
+        <w:tc>
+          <w:tcPr>
+            <w:tcW w:type="dxa" w:w="5860"/>
+            <w:vAlign w:val="center"/>
+            <w:tcMar>
+              <w:top w:w="80" w:type="dxa"/>
+              <w:start w:w="120" w:type="dxa"/>
+              <w:bottom w:w="80" w:type="dxa"/>
+              <w:end w:w="120" w:type="dxa"/>
+            </w:tcMar>
+          </w:tcPr>
+          <w:p>
+            <w:pPr>
+              <w:spacing w:after="0"/>
+              <w:jc w:val="left"/>
+            </w:pPr>
+            <w:r>
+              <w:rPr>
+                <w:rFonts w:ascii="Arial Unicode MS" w:hAnsi="Arial Unicode MS" w:eastAsia="Arial Unicode MS"/>
+                <w:sz w:val="18"/>
+              </w:rPr>
+              <w:t>hard_block×2，limited×13（预期 limited）</w:t>
+            </w:r>
+          </w:p>
+        </w:tc>
+      </w:tr>
+    </w:tbl>
+    <w:p>
+      <w:pPr>
+        <w:spacing w:after="20"/>
+      </w:pPr>
+    </w:p>
     <w:p>
       <w:r>
         <w:rPr>
           <w:rFonts w:ascii="Arial Unicode MS" w:hAnsi="Arial Unicode MS" w:eastAsia="Arial Unicode MS"/>
         </w:rPr>
-        <w:t>自然措辞版删除路由暗号后，本任务的路由、输入提取与门禁行为可能与规范矩阵不同；终态偏离预期时，逐样本回复与 llm_calls 记录见自然矩阵评分 CSV。分层与逐模型总体结论见《测试结果综述》第 8 节。</w:t>
+        <w:t>自然措辞版删除路由暗号后，本任务的路由、输入提取与门禁行为可能与规范矩阵不同；终态偏离预期时，逐样本回复与 llm_calls 记录见自然矩阵评分 CSV（修复前后各一份）。两个已确认缺陷的修复与验证见《测试结果综述》8.2 节；分层与逐模型总体结论见其第 8 节。</w:t>
       </w:r>
     </w:p>
     <w:p>
